--- a/ISCLS_revision/supplementary_information.docx
+++ b/ISCLS_revision/supplementary_information.docx
@@ -5982,6 +5982,259 @@
       </w:pPr>
       <w:r>
         <w:t>A train-fold-safe raw-expression baseline was not added in this release because the exact raw expression matrix for the sampled cells was not packaged with the current benchmark artifacts. Adding normalized expression, HVG/PCA/logistic, or donor-level pseudobulk baselines would require retrieving the same CELLxGENE cells, preserving identical donors and splits, and fitting normalization, HVG selection, PCA, and logistic regression within each training fold. This is documented in the raw-expression feasibility report.</w:t>
+      </w:r>
+    </w:p>
+    <w:p>
+      <w:r>
+        <w:br w:type="page"/>
+      </w:r>
+    </w:p>
+    <w:p>
+      <w:pPr>
+        <w:pStyle w:val="Heading1"/>
+      </w:pPr>
+      <w:r>
+        <w:t>Supplementary Figures</w:t>
+      </w:r>
+    </w:p>
+    <w:p>
+      <w:pPr>
+        <w:jc w:val="center"/>
+      </w:pPr>
+      <w:r>
+        <w:drawing>
+          <wp:inline xmlns:a="http://schemas.openxmlformats.org/drawingml/2006/main" xmlns:pic="http://schemas.openxmlformats.org/drawingml/2006/picture">
+            <wp:extent cx="5852160" cy="2600960"/>
+            <wp:docPr id="1" name="Picture 1"/>
+            <wp:cNvGraphicFramePr>
+              <a:graphicFrameLocks noChangeAspect="1"/>
+            </wp:cNvGraphicFramePr>
+            <a:graphic>
+              <a:graphicData uri="http://schemas.openxmlformats.org/drawingml/2006/picture">
+                <pic:pic>
+                  <pic:nvPicPr>
+                    <pic:cNvPr id="0" name="figure4_blood_tcell_30seed_performance.png"/>
+                    <pic:cNvPicPr/>
+                  </pic:nvPicPr>
+                  <pic:blipFill>
+                    <a:blip r:embed="rId9"/>
+                    <a:stretch>
+                      <a:fillRect/>
+                    </a:stretch>
+                  </pic:blipFill>
+                  <pic:spPr>
+                    <a:xfrm>
+                      <a:off x="0" y="0"/>
+                      <a:ext cx="5852160" cy="2600960"/>
+                    </a:xfrm>
+                    <a:prstGeom prst="rect"/>
+                  </pic:spPr>
+                </pic:pic>
+              </a:graphicData>
+            </a:graphic>
+          </wp:inline>
+        </w:drawing>
+      </w:r>
+    </w:p>
+    <w:p>
+      <w:r>
+        <w:rPr>
+          <w:i/>
+          <w:sz w:val="18"/>
+        </w:rPr>
+        <w:t>Supplementary Figure S1. Thirty-seed performance across validation designs. AUROC, AUPRC and balanced accuracy summaries generated in the prior benchmark pipeline.</w:t>
+      </w:r>
+    </w:p>
+    <w:p>
+      <w:pPr>
+        <w:jc w:val="center"/>
+      </w:pPr>
+      <w:r>
+        <w:drawing>
+          <wp:inline xmlns:a="http://schemas.openxmlformats.org/drawingml/2006/main" xmlns:pic="http://schemas.openxmlformats.org/drawingml/2006/picture">
+            <wp:extent cx="5852160" cy="2858032"/>
+            <wp:docPr id="2" name="Picture 2"/>
+            <wp:cNvGraphicFramePr>
+              <a:graphicFrameLocks noChangeAspect="1"/>
+            </wp:cNvGraphicFramePr>
+            <a:graphic>
+              <a:graphicData uri="http://schemas.openxmlformats.org/drawingml/2006/picture">
+                <pic:pic>
+                  <pic:nvPicPr>
+                    <pic:cNvPr id="0" name="figure5_30seed_leakage_diagnostics.png"/>
+                    <pic:cNvPicPr/>
+                  </pic:nvPicPr>
+                  <pic:blipFill>
+                    <a:blip r:embed="rId10"/>
+                    <a:stretch>
+                      <a:fillRect/>
+                    </a:stretch>
+                  </pic:blipFill>
+                  <pic:spPr>
+                    <a:xfrm>
+                      <a:off x="0" y="0"/>
+                      <a:ext cx="5852160" cy="2858032"/>
+                    </a:xfrm>
+                    <a:prstGeom prst="rect"/>
+                  </pic:spPr>
+                </pic:pic>
+              </a:graphicData>
+            </a:graphic>
+          </wp:inline>
+        </w:drawing>
+      </w:r>
+    </w:p>
+    <w:p>
+      <w:r>
+        <w:rPr>
+          <w:i/>
+          <w:sz w:val="18"/>
+        </w:rPr>
+        <w:t>Supplementary Figure S2. Disease-free and label-shuffling diagnostics from the 30-seed audit.</w:t>
+      </w:r>
+    </w:p>
+    <w:p>
+      <w:pPr>
+        <w:jc w:val="center"/>
+      </w:pPr>
+      <w:r>
+        <w:drawing>
+          <wp:inline xmlns:a="http://schemas.openxmlformats.org/drawingml/2006/main" xmlns:pic="http://schemas.openxmlformats.org/drawingml/2006/picture">
+            <wp:extent cx="5852160" cy="4714240"/>
+            <wp:docPr id="3" name="Picture 3"/>
+            <wp:cNvGraphicFramePr>
+              <a:graphicFrameLocks noChangeAspect="1"/>
+            </wp:cNvGraphicFramePr>
+            <a:graphic>
+              <a:graphicData uri="http://schemas.openxmlformats.org/drawingml/2006/picture">
+                <pic:pic>
+                  <pic:nvPicPr>
+                    <pic:cNvPr id="0" name="figure6b_metadata_coefficients.png"/>
+                    <pic:cNvPicPr/>
+                  </pic:nvPicPr>
+                  <pic:blipFill>
+                    <a:blip r:embed="rId11"/>
+                    <a:stretch>
+                      <a:fillRect/>
+                    </a:stretch>
+                  </pic:blipFill>
+                  <pic:spPr>
+                    <a:xfrm>
+                      <a:off x="0" y="0"/>
+                      <a:ext cx="5852160" cy="4714240"/>
+                    </a:xfrm>
+                    <a:prstGeom prst="rect"/>
+                  </pic:spPr>
+                </pic:pic>
+              </a:graphicData>
+            </a:graphic>
+          </wp:inline>
+        </w:drawing>
+      </w:r>
+    </w:p>
+    <w:p>
+      <w:r>
+        <w:rPr>
+          <w:i/>
+          <w:sz w:val="18"/>
+        </w:rPr>
+        <w:t>Supplementary Figure S3. Metadata-only coefficient summary used as a confounding diagnostic.</w:t>
+      </w:r>
+    </w:p>
+    <w:p>
+      <w:pPr>
+        <w:jc w:val="center"/>
+      </w:pPr>
+      <w:r>
+        <w:drawing>
+          <wp:inline xmlns:a="http://schemas.openxmlformats.org/drawingml/2006/main" xmlns:pic="http://schemas.openxmlformats.org/drawingml/2006/picture">
+            <wp:extent cx="5852160" cy="2772076"/>
+            <wp:docPr id="4" name="Picture 4"/>
+            <wp:cNvGraphicFramePr>
+              <a:graphicFrameLocks noChangeAspect="1"/>
+            </wp:cNvGraphicFramePr>
+            <a:graphic>
+              <a:graphicData uri="http://schemas.openxmlformats.org/drawingml/2006/picture">
+                <pic:pic>
+                  <pic:nvPicPr>
+                    <pic:cNvPr id="0" name="figure7_lodo_dataset_holdout.png"/>
+                    <pic:cNvPicPr/>
+                  </pic:nvPicPr>
+                  <pic:blipFill>
+                    <a:blip r:embed="rId12"/>
+                    <a:stretch>
+                      <a:fillRect/>
+                    </a:stretch>
+                  </pic:blipFill>
+                  <pic:spPr>
+                    <a:xfrm>
+                      <a:off x="0" y="0"/>
+                      <a:ext cx="5852160" cy="2772076"/>
+                    </a:xfrm>
+                    <a:prstGeom prst="rect"/>
+                  </pic:spPr>
+                </pic:pic>
+              </a:graphicData>
+            </a:graphic>
+          </wp:inline>
+        </w:drawing>
+      </w:r>
+    </w:p>
+    <w:p>
+      <w:r>
+        <w:rPr>
+          <w:i/>
+          <w:sz w:val="18"/>
+        </w:rPr>
+        <w:t>Supplementary Figure S4. Leave-one-dataset-out diagnostic for the single eligible held-out dataset.</w:t>
+      </w:r>
+    </w:p>
+    <w:p>
+      <w:pPr>
+        <w:jc w:val="center"/>
+      </w:pPr>
+      <w:r>
+        <w:drawing>
+          <wp:inline xmlns:a="http://schemas.openxmlformats.org/drawingml/2006/main" xmlns:pic="http://schemas.openxmlformats.org/drawingml/2006/picture">
+            <wp:extent cx="5852160" cy="2926080"/>
+            <wp:docPr id="5" name="Picture 5"/>
+            <wp:cNvGraphicFramePr>
+              <a:graphicFrameLocks noChangeAspect="1"/>
+            </wp:cNvGraphicFramePr>
+            <a:graphic>
+              <a:graphicData uri="http://schemas.openxmlformats.org/drawingml/2006/picture">
+                <pic:pic>
+                  <pic:nvPicPr>
+                    <pic:cNvPr id="0" name="figure8_sampling_depth_sensitivity.png"/>
+                    <pic:cNvPicPr/>
+                  </pic:nvPicPr>
+                  <pic:blipFill>
+                    <a:blip r:embed="rId13"/>
+                    <a:stretch>
+                      <a:fillRect/>
+                    </a:stretch>
+                  </pic:blipFill>
+                  <pic:spPr>
+                    <a:xfrm>
+                      <a:off x="0" y="0"/>
+                      <a:ext cx="5852160" cy="2926080"/>
+                    </a:xfrm>
+                    <a:prstGeom prst="rect"/>
+                  </pic:spPr>
+                </pic:pic>
+              </a:graphicData>
+            </a:graphic>
+          </wp:inline>
+        </w:drawing>
+      </w:r>
+    </w:p>
+    <w:p>
+      <w:r>
+        <w:rPr>
+          <w:i/>
+          <w:sz w:val="18"/>
+        </w:rPr>
+        <w:t>Supplementary Figure S5. Sampling-depth sensitivity for donor-mean embeddings.</w:t>
       </w:r>
     </w:p>
     <w:sectPr>
